--- a/docs/manuels/word/04_FEUILLE_DE_ROUTE_LANCEMENT.docx
+++ b/docs/manuels/word/04_FEUILLE_DE_ROUTE_LANCEMENT.docx
@@ -1838,7 +1838,99 @@
           <w:ilvl w:val="0"/>
           <w:numId w:val="1001"/>
         </w:numPr>
-        <w:pStyle w:val="Compact"/>
+      </w:pPr>
+      <w:r>
+        <w:rPr>
+          <w:bCs/>
+          <w:b/>
+        </w:rPr>
+        <w:t xml:space="preserve">Mise en ligne</w:t>
+      </w:r>
+      <w:r>
+        <w:t xml:space="preserve"> </w:t>
+      </w:r>
+      <w:r>
+        <w:t xml:space="preserve">: kit de production (</w:t>
+      </w:r>
+      <w:r>
+        <w:rPr>
+          <w:rStyle w:val="VerbatimChar"/>
+        </w:rPr>
+        <w:t xml:space="preserve">deploy/production</w:t>
+      </w:r>
+      <w:r>
+        <w:t xml:space="preserve">, guide</w:t>
+      </w:r>
+      <w:r>
+        <w:t xml:space="preserve"> </w:t>
+      </w:r>
+      <w:r>
+        <w:rPr>
+          <w:rStyle w:val="VerbatimChar"/>
+        </w:rPr>
+        <w:t xml:space="preserve">docs/DEPLOIEMENT_PRODUCTION.md</w:t>
+      </w:r>
+      <w:r>
+        <w:t xml:space="preserve">) — HTTPS automatique, réseau interne, sauvegardes chiffrées quotidiennes, secrets générés, amorçage sans données de démonstration, publication de l’image par GitHub Actions.</w:t>
+      </w:r>
+    </w:p>
+    <w:p>
+      <w:pPr>
+        <w:numPr>
+          <w:ilvl w:val="0"/>
+          <w:numId w:val="1001"/>
+        </w:numPr>
+      </w:pPr>
+      <w:r>
+        <w:rPr>
+          <w:bCs/>
+          <w:b/>
+        </w:rPr>
+        <w:t xml:space="preserve">Inscription en libre-service</w:t>
+      </w:r>
+      <w:r>
+        <w:t xml:space="preserve"> </w:t>
+      </w:r>
+      <w:r>
+        <w:t xml:space="preserve">à l’essai gratuit de 30 jours (</w:t>
+      </w:r>
+      <w:r>
+        <w:rPr>
+          <w:rStyle w:val="VerbatimChar"/>
+        </w:rPr>
+        <w:t xml:space="preserve">/inscription</w:t>
+      </w:r>
+      <w:r>
+        <w:t xml:space="preserve">), protégée contre les robots et les abus.</w:t>
+      </w:r>
+    </w:p>
+    <w:p>
+      <w:pPr>
+        <w:numPr>
+          <w:ilvl w:val="0"/>
+          <w:numId w:val="1001"/>
+        </w:numPr>
+      </w:pPr>
+      <w:r>
+        <w:rPr>
+          <w:bCs/>
+          <w:b/>
+        </w:rPr>
+        <w:t xml:space="preserve">Interconnexion des sociétés d’un groupe</w:t>
+      </w:r>
+      <w:r>
+        <w:t xml:space="preserve"> </w:t>
+      </w:r>
+      <w:r>
+        <w:t xml:space="preserve">: factures intragroupe avec acceptation, retraitements de consolidation (marges en stock et sur immobilisations).</w:t>
+      </w:r>
+    </w:p>
+    <w:p>
+      <w:pPr>
+        <w:numPr>
+          <w:ilvl w:val="0"/>
+          <w:numId w:val="1001"/>
+        </w:numPr>
       </w:pPr>
       <w:r>
         <w:t xml:space="preserve">Cœur comptable SYSCOHADA révisé, états financiers, notes annexes, SMT, DSF ; 142 applications du guide d’application couvertes, choix comptables validés par un expert-comptable agréé ONEC.</w:t>
@@ -1850,7 +1942,6 @@
           <w:ilvl w:val="0"/>
           <w:numId w:val="1001"/>
         </w:numPr>
-        <w:pStyle w:val="Compact"/>
       </w:pPr>
       <w:r>
         <w:t xml:space="preserve">Modules ERP (ventes, achats, stocks, production, CRM, RH, paie, trésorerie, budget, analytique, consolidation, GED, courrier, collaboration), espace cabinets, évaluation de projets, JUPSER IA.</w:t>
@@ -1862,7 +1953,6 @@
           <w:ilvl w:val="0"/>
           <w:numId w:val="1001"/>
         </w:numPr>
-        <w:pStyle w:val="Compact"/>
       </w:pPr>
       <w:r>
         <w:t xml:space="preserve">Sécurité : double authentification, isolation des clients, chiffrement, piste d’audit, postes enrôlés, SSO.</w:t>
@@ -1874,7 +1964,6 @@
           <w:ilvl w:val="0"/>
           <w:numId w:val="1001"/>
         </w:numPr>
-        <w:pStyle w:val="Compact"/>
       </w:pPr>
       <w:r>
         <w:t xml:space="preserve">Licences, abonnements, console JUPSER ; essai local sur ordinateur (Docker).</w:t>
@@ -1886,7 +1975,6 @@
           <w:ilvl w:val="0"/>
           <w:numId w:val="1001"/>
         </w:numPr>
-        <w:pStyle w:val="Compact"/>
       </w:pPr>
       <w:r>
         <w:t xml:space="preserve">Manuels de présentation, d’utilisation et livrets de formation.</w:t>

--- a/docs/manuels/word/04_FEUILLE_DE_ROUTE_LANCEMENT.docx
+++ b/docs/manuels/word/04_FEUILLE_DE_ROUTE_LANCEMENT.docx
@@ -1944,7 +1944,7 @@
         </w:numPr>
       </w:pPr>
       <w:r>
-        <w:t xml:space="preserve">Modules ERP (ventes, achats, stocks, production, CRM, RH, paie, trésorerie, budget, analytique, consolidation, GED, courrier, collaboration), espace cabinets, évaluation de projets, JUPSER IA.</w:t>
+        <w:t xml:space="preserve">Modules ERP (ventes, achats, stocks, production, CRM, RH, paie, trésorerie, budget, analytique, consolidation, GED, courrier, collaboration), espace cabinets, évaluation de projets, Jupiter IA.</w:t>
       </w:r>
     </w:p>
     <w:p>

--- a/docs/manuels/word/04_FEUILLE_DE_ROUTE_LANCEMENT.docx
+++ b/docs/manuels/word/04_FEUILLE_DE_ROUTE_LANCEMENT.docx
@@ -1872,6 +1872,27 @@
       </w:r>
       <w:r>
         <w:t xml:space="preserve">) — HTTPS automatique, réseau interne, sauvegardes chiffrées quotidiennes, secrets générés, amorçage sans données de démonstration, publication de l’image par GitHub Actions.</w:t>
+      </w:r>
+    </w:p>
+    <w:p>
+      <w:pPr>
+        <w:numPr>
+          <w:ilvl w:val="0"/>
+          <w:numId w:val="1001"/>
+        </w:numPr>
+      </w:pPr>
+      <w:r>
+        <w:rPr>
+          <w:bCs/>
+          <w:b/>
+        </w:rPr>
+        <w:t xml:space="preserve">Abonnements</w:t>
+      </w:r>
+      <w:r>
+        <w:t xml:space="preserve"> </w:t>
+      </w:r>
+      <w:r>
+        <w:t xml:space="preserve">: passage automatique de l’essai au payant, rappels, factures d’abonnement émises par JUPSER dans son propre dossier (facture normalisée), réinitialisation du mot de passe par courriel.</w:t>
       </w:r>
     </w:p>
     <w:p>
